--- a/ПЗ_Большакова.docx
+++ b/ПЗ_Большакова.docx
@@ -246,28 +246,42 @@
           <w:sz w:val="32"/>
           <w:szCs w:val="32"/>
         </w:rPr>
-        <w:t xml:space="preserve">01 </w:t>
+        <w:t>01</w:t>
       </w:r>
       <w:r>
         <w:rPr>
           <w:sz w:val="32"/>
           <w:szCs w:val="32"/>
         </w:rPr>
-        <w:t>0</w:t>
+        <w:t> </w:t>
       </w:r>
       <w:r>
         <w:rPr>
           <w:sz w:val="32"/>
           <w:szCs w:val="32"/>
         </w:rPr>
-        <w:t>1</w:t>
+        <w:t>0</w:t>
       </w:r>
       <w:r>
         <w:rPr>
           <w:sz w:val="32"/>
           <w:szCs w:val="32"/>
         </w:rPr>
+        <w:t>1</w:t>
+      </w:r>
+      <w:r>
+        <w:rPr>
+          <w:sz w:val="32"/>
+          <w:szCs w:val="32"/>
+        </w:rPr>
         <w:t>6</w:t>
+      </w:r>
+      <w:r>
+        <w:rPr>
+          <w:sz w:val="32"/>
+          <w:szCs w:val="32"/>
+        </w:rPr>
+        <w:t xml:space="preserve"> </w:t>
       </w:r>
       <w:r>
         <w:rPr>
@@ -23267,11 +23281,6 @@
         <w:docPartUnique/>
       </w:docPartObj>
     </w:sdtPr>
-    <w:sdtEndPr>
-      <w:rPr>
-        <w:rStyle w:val="PageNumber"/>
-      </w:rPr>
-    </w:sdtEndPr>
     <w:sdtContent>
       <w:p>
         <w:pPr>
@@ -23330,11 +23339,6 @@
         <w:docPartUnique/>
       </w:docPartObj>
     </w:sdtPr>
-    <w:sdtEndPr>
-      <w:rPr>
-        <w:rStyle w:val="PageNumber"/>
-      </w:rPr>
-    </w:sdtEndPr>
     <w:sdtContent>
       <w:p>
         <w:pPr>
